--- a/docs/เอกสารแนบทางเทคนิค HygienePro (สำหรับ IT).docx
+++ b/docs/เอกสารแนบทางเทคนิค HygienePro (สำหรับ IT).docx
@@ -3126,7 +3126,7 @@
           <w:b w:val="0"/>
           <w:sz w:val="21"/>
         </w:rPr>
-        <w:t>ชุดทดสอบอัตโนมัติมี 624 รายการ รันด้วยคำสั่ง artisan test</w:t>
+        <w:t>ชุดทดสอบอัตโนมัติมี 642 รายการ รันด้วยคำสั่ง artisan test</w:t>
       </w:r>
     </w:p>
     <w:p/>
